--- a/Task31/outputs/task31_welfare_review_20260804/Asia_Pacific_Welfare_Losses_Review_2026.docx
+++ b/Task31/outputs/task31_welfare_review_20260804/Asia_Pacific_Welfare_Losses_Review_2026.docx
@@ -14340,7 +14340,7 @@
           <w:color w:val="263238"/>
           <w:sz w:val="17"/>
         </w:rPr>
-        <w:t>Use and caution. It is influential here because it supplies a integrated assessment scenario for gdp, labour productivity, coastal assets, and poverty risk. Principal limitation: Deep uncertainty in climate, adaptation, tipping points, and damage functions; not a forecast. Confidence: Medium.</w:t>
+        <w:t>Use and caution. It is influential here because it supplies a integrated assessment scenario for gdp, labour productivity, coastal assets, and poverty risk. Principal limitation: Deep uncertainty in climate, adaptation, tipping points, and damage functions; not a forecast. The recorded URL is the report's landing page, not the report PDF; the US$300 billion adaptation-finance figure could not be located in reachable text. Source URL must be replaced before that figure is quoted (CONSTITUTION.md §2.7).. Confidence: Medium.</w:t>
       </w:r>
       <w:r>
         <w:t xml:space="preserve">  </w:t>

--- a/Task31/outputs/task31_welfare_review_20260804/Asia_Pacific_Welfare_Losses_Review_2026.docx
+++ b/Task31/outputs/task31_welfare_review_20260804/Asia_Pacific_Welfare_Losses_Review_2026.docx
@@ -5373,7 +5373,7 @@
           <w:color w:val="263238"/>
           <w:sz w:val="20"/>
         </w:rPr>
-        <w:t>Reduced-form global studies support the direction while disagreeing on magnitude. Burke, Hsiang, and Miguel (2015) estimated that unmitigated warming would make global income approximately 23% lower in 2100 than without climate change. Diffenbaugh and Burke (2019) attributed a 25% increase in population-weighted between-country inequality to historical warming and estimated GDP-per-capita losses of 31% in India, 27% in Indonesia, and 12% in Bangladesh relative to a no-warming counterfactual. Both results rely on a nonlinear temperature-growth relationship accumulated over time. Critics question extrapolation, adaptation, and the persistence of annual growth effects. The estimates are best interpreted as evidence of potentially large macroeconomic risk and unequal historical burden, not point forecasts.</w:t>
+        <w:t>Reduced-form global studies support the direction while disagreeing on magnitude. Burke, Hsiang, and Miguel (2015) estimated that unmitigated warming would make global income approximately 23% lower in 2100 than without climate change. Diffenbaugh and Burke (2019) attributed a 25% increase in population-weighted between-country inequality to historical warming, and found per-capita GDP reduced by 17%-31% across the poorest four deciles of the population-weighted country distribution, with a median impact of about -27% among the countries whose cumulative per-capita emissions are lowest. Both results rely on a nonlinear temperature-growth relationship accumulated over time. Critics question extrapolation, adaptation, and the persistence of annual growth effects. The estimates are best interpreted as evidence of potentially large macroeconomic risk and unequal historical burden, not point forecasts.</w:t>
       </w:r>
     </w:p>
     <w:p>
@@ -6376,7 +6376,7 @@
                 <w:color w:val="263238"/>
                 <w:sz w:val="12"/>
               </w:rPr>
-              <w:t>Warming increased population-weighted between-country inequality by about 25%; estimated GDP-per-capita losses were about 31% for India, 27% for Indonesia, and 12% for Bangladesh relative to a no-warming counterfactual</w:t>
+              <w:t>Warming increased population-weighted between-country inequality by about 25%; per-capita GDP was reduced 17%-31% at the poorest four deciles of the population-weighted country distribution, and the 18 countries with the lowest cumulative per-capita emissions had a median impact of about -27% relative to a no-warming counterfactual</w:t>
             </w:r>
           </w:p>
         </w:tc>
@@ -14380,7 +14380,7 @@
           <w:color w:val="263238"/>
           <w:sz w:val="17"/>
         </w:rPr>
-        <w:t>Coverage and finding. Global, with country results for Asia; National populations. The study reports Warming increased population-weighted between-country inequality by about 25%; estimated GDP-per-capita losses were about 31% for India, 27% for Indonesia, and 12% for Bangladesh relative to a no-warming counterfactual.</w:t>
+        <w:t>Coverage and finding. Global, with country results for Asia; National populations. The study reports Warming increased population-weighted between-country inequality by about 25%; per-capita GDP was reduced 17%-31% at the poorest four deciles of the population-weighted country distribution, and the 18 countries with the lowest cumulative per-capita emissions had a median impact of about -27% relative to a no-warming counterfactual.</w:t>
       </w:r>
     </w:p>
     <w:p>
@@ -14406,7 +14406,7 @@
           <w:color w:val="263238"/>
           <w:sz w:val="17"/>
         </w:rPr>
-        <w:t>Use and caution. It is influential here because it supplies a attribution model for gdp per capita and between-country inequality. Principal limitation: Depends on contested growth response and cumulative counterfactual; estimates are not household consumption losses. Confidence: Medium.</w:t>
+        <w:t>Use and caution. It is influential here because it supplies a attribution model for gdp per capita and between-country inequality. Principal limitation: Depends on contested growth response and cumulative counterfactual; estimates are not household consumption losses. The previously recorded country figures (31% India, 27% Indonesia, 12% Bangladesh) are not supported by this paper: Indonesia and Bangladesh appear nowhere in its text, and the 31% and 27% figures are a decile range and a low-emitter median respectively, not country estimates (CONSTITUTION.md §2.7). Confidence: Medium.</w:t>
       </w:r>
       <w:r>
         <w:t xml:space="preserve">  </w:t>

--- a/Task31/outputs/task31_welfare_review_20260804/Asia_Pacific_Welfare_Losses_Review_2026.docx
+++ b/Task31/outputs/task31_welfare_review_20260804/Asia_Pacific_Welfare_Losses_Review_2026.docx
@@ -5225,6 +5225,16 @@
       </w:r>
     </w:p>
     <w:p>
+      <w:r>
+        <w:rPr>
+          <w:rFonts w:ascii="Aptos" w:hAnsi="Aptos" w:eastAsia="Aptos"/>
+          <w:color w:val="263238"/>
+          <w:sz w:val="20"/>
+        </w:rPr>
+        <w:t>Coping capacity is itself stratified by wealth. Giannelli and Canessa (2021) mapped the 2014 Bangladesh flood to a household panel and found that internal migration rose seven percentage points among low-wealth households while international migration rose three points among high-wealth households. Remittances from established international migrants offset roughly 40% of the decline in farm self-employment income and half the decline in food expenditure for poorer households. The averages conceal the mechanism: the poorest substitute the cheaper coping strategy for the one they cannot afford.</w:t>
+      </w:r>
+    </w:p>
+    <w:p>
       <w:pPr>
         <w:pStyle w:val="Heading2"/>
       </w:pPr>
@@ -5273,6 +5283,16 @@
       </w:r>
     </w:p>
     <w:p>
+      <w:r>
+        <w:rPr>
+          <w:rFonts w:ascii="Aptos" w:hAnsi="Aptos" w:eastAsia="Aptos"/>
+          <w:color w:val="263238"/>
+          <w:sz w:val="20"/>
+        </w:rPr>
+        <w:t>Heat also kills before birth confers any protection. Banerjee and Maharaj (2019) found that high temperature during pregnancy raises infant mortality by about two deaths per 1,000 births in India, a relationship that holds in rural areas only and is plausibly mediated by reduced agricultural yields and wages and by greater diarrhoeal disease. Their adaptation test is the more policy-relevant result: a phased employment-guarantee programme did not modify the temperature-mortality relationship, while a community health-worker programme did. Income support and health delivery are not interchangeable responses to heat.</w:t>
+      </w:r>
+    </w:p>
+    <w:p>
       <w:pPr>
         <w:pStyle w:val="Heading2"/>
       </w:pPr>
@@ -5308,6 +5328,16 @@
           <w:sz w:val="20"/>
         </w:rPr>
         <w:t>Food prices connect economic and environmental shocks. Drought, heat, flood, energy costs, fertilizer shortages, trade restrictions, and currency depreciation can all raise local food prices. The Headey and Ruel (2023) result—that a 5% real food-price increase raises child wasting risk 9%—therefore represents a common final pathway rather than a shock-specific coefficient. Treating food and nutrition systems as resilience infrastructure is consequently justified across the economic and climate portfolios.</w:t>
+      </w:r>
+    </w:p>
+    <w:p>
+      <w:r>
+        <w:rPr>
+          <w:rFonts w:ascii="Aptos" w:hAnsi="Aptos" w:eastAsia="Aptos"/>
+          <w:color w:val="263238"/>
+          <w:sz w:val="20"/>
+        </w:rPr>
+        <w:t>Rainfall shocks work through the same seasonal income channel in the opposite direction. Tiwari, Jacoby, and Skoufias (2016) exploited monsoon timing in rural Nepal and found that a 10% rainfall surplus above historic norms raised weight-for-height by 0.13 standard deviations among children under five, decomposing into an income effect as large as 0.17 standard deviations against a disease-environment effect of at most 0.04. The corresponding height gain proved transitory, disappearing by age five, which is a useful caution: a measurable anthropometric response to a weather shock is not by itself evidence of a permanent human-capital loss.</w:t>
       </w:r>
     </w:p>
     <w:p>
@@ -12681,6 +12711,29 @@
           <w:color w:val="263238"/>
           <w:sz w:val="16"/>
         </w:rPr>
+        <w:t xml:space="preserve">Giannelli, G. C., and Canessa, E. (2021). After the Flood: Migration and Remittances as Coping Strategies of Rural Bangladeshi Households. Economic Development and Cultural Change. </w:t>
+      </w:r>
+      <w:hyperlink r:id="rId24">
+        <w:r>
+          <w:rPr>
+            <w:color w:val="087E8B"/>
+            <w:u w:val="single"/>
+          </w:rPr>
+          <w:t>https://doi.org/10.1086/713939</w:t>
+        </w:r>
+      </w:hyperlink>
+    </w:p>
+    <w:p>
+      <w:pPr>
+        <w:spacing w:after="84" w:line="252" w:lineRule="auto"/>
+        <w:ind w:left="403" w:hanging="403"/>
+      </w:pPr>
+      <w:r>
+        <w:rPr>
+          <w:rFonts w:ascii="Aptos" w:hAnsi="Aptos" w:eastAsia="Aptos"/>
+          <w:color w:val="263238"/>
+          <w:sz w:val="16"/>
+        </w:rPr>
         <w:t>Government of Fiji. (2016). Fiji Post-Disaster Needs Assessment: Tropical Cyclone Winston. Suva.</w:t>
       </w:r>
     </w:p>
@@ -12739,7 +12792,7 @@
         </w:rPr>
         <w:t xml:space="preserve">Groppo, V., and Kraehnert, K. (2016). Extreme weather events and child height: Evidence from Mongolia. World Development, 86, 59-78. </w:t>
       </w:r>
-      <w:hyperlink r:id="rId24">
+      <w:hyperlink r:id="rId25">
         <w:r>
           <w:rPr>
             <w:color w:val="087E8B"/>
@@ -12776,7 +12829,7 @@
         </w:rPr>
         <w:t xml:space="preserve">Headey, D., and Ruel, M. (2023). Food inflation and child undernutrition in low and middle income countries. Nature Communications, 14, 5761. </w:t>
       </w:r>
-      <w:hyperlink r:id="rId25">
+      <w:hyperlink r:id="rId26">
         <w:r>
           <w:rPr>
             <w:color w:val="087E8B"/>
@@ -12799,7 +12852,7 @@
         </w:rPr>
         <w:t xml:space="preserve">Im, E.-S., Pal, J. S., and Eltahir, E. A. B. (2017). Deadly heat waves projected in the densely populated agricultural regions of South Asia. Science Advances, 3(8), e1603322. </w:t>
       </w:r>
-      <w:hyperlink r:id="rId26">
+      <w:hyperlink r:id="rId27">
         <w:r>
           <w:rPr>
             <w:color w:val="087E8B"/>
@@ -12822,7 +12875,7 @@
         </w:rPr>
         <w:t xml:space="preserve">India State-Level Disease Burden Initiative Air Pollution Collaborators. (2021). Health and economic impact of air pollution in the states of India: The Global Burden of Disease Study 2019. The Lancet Planetary Health, 5(1), e25-e38. </w:t>
       </w:r>
-      <w:hyperlink r:id="rId27">
+      <w:hyperlink r:id="rId28">
         <w:r>
           <w:rPr>
             <w:color w:val="087E8B"/>
@@ -12887,7 +12940,7 @@
         </w:rPr>
         <w:t xml:space="preserve">Johnston, F. H., Borchers-Arriagada, N., Morgan, G. G., Jalaludin, B., Palmer, A. J., Williamson, G. J., and Bowman, D. M. J. S. (2021). Unprecedented health costs of smoke-related PM2.5 from the 2019-20 Australian megafires. Nature Sustainability, 4, 42-47. </w:t>
       </w:r>
-      <w:hyperlink r:id="rId28">
+      <w:hyperlink r:id="rId29">
         <w:r>
           <w:rPr>
             <w:color w:val="087E8B"/>
@@ -12910,7 +12963,7 @@
         </w:rPr>
         <w:t xml:space="preserve">Koplitz, S. N., Mickley, L. J., Marlier, M. E., Buonocore, J. J., Kim, P. S., Liu, T., Sulprizio, M. P., DeFries, R. S., Jacob, D. J., Schwartz, J., Pongsiri, M., and Myers, S. S. (2016). Public health impacts of the severe haze in Equatorial Asia in September-October 2015. Environmental Research Letters, 11(9), 094023. </w:t>
       </w:r>
-      <w:hyperlink r:id="rId29">
+      <w:hyperlink r:id="rId30">
         <w:r>
           <w:rPr>
             <w:color w:val="087E8B"/>
@@ -12933,7 +12986,7 @@
         </w:rPr>
         <w:t xml:space="preserve">Kugler, M., Viollaz, M., Duque, D., Gaddis, I., Newhouse, D., Palacios-Lopez, A., and Weber, M. (2023). How did the COVID-19 crisis affect different types of workers in the developing world? World Development, 170, 106331. </w:t>
       </w:r>
-      <w:hyperlink r:id="rId30">
+      <w:hyperlink r:id="rId31">
         <w:r>
           <w:rPr>
             <w:color w:val="087E8B"/>
@@ -12970,7 +13023,7 @@
         </w:rPr>
         <w:t xml:space="preserve">O'Driscoll, M., Ribeiro Dos Santos, G., Wang, L., Cummings, D. A. T., Azman, A. S., Paireau, J., Fontanet, A., Cauchemez, S., and Salje, H. (2021). Age-specific mortality and immunity patterns of SARS-CoV-2. Nature, 590, 140-145. </w:t>
       </w:r>
-      <w:hyperlink r:id="rId31">
+      <w:hyperlink r:id="rId32">
         <w:r>
           <w:rPr>
             <w:color w:val="087E8B"/>
@@ -12993,7 +13046,7 @@
         </w:rPr>
         <w:t xml:space="preserve">Osendarp, S., Akuoku, J. K., Black, R. E., Headey, D., Ruel, M., Scott, N., Shekar, M., Walker, N., Flory, A., Haddad, L., Laborde, D., Stegmuller, A., Thomas, M., and Heidkamp, R. (2021). The COVID-19 crisis will exacerbate maternal and child undernutrition and child mortality in low- and middle-income countries. Nature Food, 2, 476-484. </w:t>
       </w:r>
-      <w:hyperlink r:id="rId32">
+      <w:hyperlink r:id="rId33">
         <w:r>
           <w:rPr>
             <w:color w:val="087E8B"/>
@@ -13016,7 +13069,7 @@
         </w:rPr>
         <w:t xml:space="preserve">Rentschler, J., Salhab, M., and Jafino, B. A. (2022). Flood exposure and poverty in 188 countries. Nature Communications, 13, 3527. </w:t>
       </w:r>
-      <w:hyperlink r:id="rId33">
+      <w:hyperlink r:id="rId34">
         <w:r>
           <w:rPr>
             <w:color w:val="087E8B"/>
@@ -13067,7 +13120,7 @@
         </w:rPr>
         <w:t xml:space="preserve">Somanathan, E., Somanathan, R., Sudarshan, A., and Tewari, M. (2021). The impact of temperature on productivity and labor supply: Evidence from Indian manufacturing. Journal of Political Economy, 129(6), 1797-1827. </w:t>
       </w:r>
-      <w:hyperlink r:id="rId34">
+      <w:hyperlink r:id="rId35">
         <w:r>
           <w:rPr>
             <w:color w:val="087E8B"/>
@@ -13090,13 +13143,36 @@
         </w:rPr>
         <w:t xml:space="preserve">Tellman, B., Sullivan, J. A., Kuhn, C., Kettner, A. J., Doyle, C. S., Brakenridge, G. R., Erickson, T. A., and Slayback, D. A. (2021). Satellite imaging reveals increased proportion of population exposed to floods. Nature, 596, 80-86. </w:t>
       </w:r>
-      <w:hyperlink r:id="rId35">
+      <w:hyperlink r:id="rId36">
         <w:r>
           <w:rPr>
             <w:color w:val="087E8B"/>
             <w:u w:val="single"/>
           </w:rPr>
           <w:t>https://doi.org/10.1038/s41586-021-03695-w</w:t>
+        </w:r>
+      </w:hyperlink>
+    </w:p>
+    <w:p>
+      <w:pPr>
+        <w:spacing w:after="84" w:line="252" w:lineRule="auto"/>
+        <w:ind w:left="403" w:hanging="403"/>
+      </w:pPr>
+      <w:r>
+        <w:rPr>
+          <w:rFonts w:ascii="Aptos" w:hAnsi="Aptos" w:eastAsia="Aptos"/>
+          <w:color w:val="263238"/>
+          <w:sz w:val="16"/>
+        </w:rPr>
+        <w:t xml:space="preserve">Tiwari, S., Jacoby, H. G., and Skoufias, E. (2016). Monsoon Babies: Rainfall Shocks and Child Nutrition in Nepal. Economic Development and Cultural Change. </w:t>
+      </w:r>
+      <w:hyperlink r:id="rId37">
+        <w:r>
+          <w:rPr>
+            <w:color w:val="087E8B"/>
+            <w:u w:val="single"/>
+          </w:rPr>
+          <w:t>https://doi.org/10.1086/689308</w:t>
         </w:r>
       </w:hyperlink>
     </w:p>
@@ -13169,7 +13245,7 @@
         </w:rPr>
         <w:t xml:space="preserve">Vicedo-Cabrera, A. M., Scovronick, N., Sera, F., Roye, D., Schneider, R., Tobias, A., Astrom, C., et al. (2021). The burden of heat-related mortality attributable to recent human-induced climate change. Nature Climate Change, 11, 492-500. </w:t>
       </w:r>
-      <w:hyperlink r:id="rId36">
+      <w:hyperlink r:id="rId38">
         <w:r>
           <w:rPr>
             <w:color w:val="087E8B"/>
@@ -13344,8 +13420,17 @@
           <w:color w:val="263238"/>
           <w:sz w:val="16"/>
         </w:rPr>
-        <w:t>Yarrow, N., Masood, E., and Afkar, R. (2020). Estimates of COVID-19 Impacts on Learning and Earning in Indonesia: How to Turn the Tide. Washington, DC: World Bank.</w:t>
+        <w:t xml:space="preserve">Yarrow, N., Masood, E., and Afkar, R. (2020). Estimates of COVID-19 Impacts on Learning and Earning in Indonesia: How to Turn the Tide. Washington, DC: World Bank.Banerjee, R., and Maharaj, R. (2019). Heat, infant mortality, and adaptation: Evidence from India. Journal of Development Economics. </w:t>
       </w:r>
+      <w:hyperlink r:id="rId39">
+        <w:r>
+          <w:rPr>
+            <w:color w:val="087E8B"/>
+            <w:u w:val="single"/>
+          </w:rPr>
+          <w:t>https://doi.org/10.1016/j.jdeveco.2019.102378</w:t>
+        </w:r>
+      </w:hyperlink>
     </w:p>
     <w:p>
       <w:pPr>
@@ -13421,7 +13506,7 @@
       <w:r>
         <w:t xml:space="preserve">  </w:t>
       </w:r>
-      <w:hyperlink r:id="rId37">
+      <w:hyperlink r:id="rId40">
         <w:r>
           <w:rPr>
             <w:color w:val="087E8B"/>
@@ -13487,7 +13572,7 @@
       <w:r>
         <w:t xml:space="preserve">  </w:t>
       </w:r>
-      <w:hyperlink r:id="rId38">
+      <w:hyperlink r:id="rId41">
         <w:r>
           <w:rPr>
             <w:color w:val="087E8B"/>
@@ -13553,7 +13638,7 @@
       <w:r>
         <w:t xml:space="preserve">  </w:t>
       </w:r>
-      <w:hyperlink r:id="rId39">
+      <w:hyperlink r:id="rId42">
         <w:r>
           <w:rPr>
             <w:color w:val="087E8B"/>
@@ -13619,7 +13704,7 @@
       <w:r>
         <w:t xml:space="preserve">  </w:t>
       </w:r>
-      <w:hyperlink r:id="rId40">
+      <w:hyperlink r:id="rId43">
         <w:r>
           <w:rPr>
             <w:color w:val="087E8B"/>
@@ -13685,7 +13770,7 @@
       <w:r>
         <w:t xml:space="preserve">  </w:t>
       </w:r>
-      <w:hyperlink r:id="rId41">
+      <w:hyperlink r:id="rId44">
         <w:r>
           <w:rPr>
             <w:color w:val="087E8B"/>
@@ -13751,7 +13836,7 @@
       <w:r>
         <w:t xml:space="preserve">  </w:t>
       </w:r>
-      <w:hyperlink r:id="rId42">
+      <w:hyperlink r:id="rId45">
         <w:r>
           <w:rPr>
             <w:color w:val="087E8B"/>
@@ -13817,7 +13902,7 @@
       <w:r>
         <w:t xml:space="preserve">  </w:t>
       </w:r>
-      <w:hyperlink r:id="rId43">
+      <w:hyperlink r:id="rId46">
         <w:r>
           <w:rPr>
             <w:color w:val="087E8B"/>
@@ -14015,7 +14100,7 @@
       <w:r>
         <w:t xml:space="preserve">  </w:t>
       </w:r>
-      <w:hyperlink r:id="rId30">
+      <w:hyperlink r:id="rId31">
         <w:r>
           <w:rPr>
             <w:color w:val="087E8B"/>
@@ -14081,7 +14166,7 @@
       <w:r>
         <w:t xml:space="preserve">  </w:t>
       </w:r>
-      <w:hyperlink r:id="rId44">
+      <w:hyperlink r:id="rId47">
         <w:r>
           <w:rPr>
             <w:color w:val="087E8B"/>
@@ -14147,7 +14232,7 @@
       <w:r>
         <w:t xml:space="preserve">  </w:t>
       </w:r>
-      <w:hyperlink r:id="rId45">
+      <w:hyperlink r:id="rId48">
         <w:r>
           <w:rPr>
             <w:color w:val="087E8B"/>
@@ -14213,7 +14298,7 @@
       <w:r>
         <w:t xml:space="preserve">  </w:t>
       </w:r>
-      <w:hyperlink r:id="rId46">
+      <w:hyperlink r:id="rId49">
         <w:r>
           <w:rPr>
             <w:color w:val="087E8B"/>
@@ -14279,7 +14364,7 @@
       <w:r>
         <w:t xml:space="preserve">  </w:t>
       </w:r>
-      <w:hyperlink r:id="rId47">
+      <w:hyperlink r:id="rId50">
         <w:r>
           <w:rPr>
             <w:color w:val="087E8B"/>
@@ -14345,7 +14430,7 @@
       <w:r>
         <w:t xml:space="preserve">  </w:t>
       </w:r>
-      <w:hyperlink r:id="rId48">
+      <w:hyperlink r:id="rId51">
         <w:r>
           <w:rPr>
             <w:color w:val="087E8B"/>
@@ -14411,7 +14496,7 @@
       <w:r>
         <w:t xml:space="preserve">  </w:t>
       </w:r>
-      <w:hyperlink r:id="rId49">
+      <w:hyperlink r:id="rId52">
         <w:r>
           <w:rPr>
             <w:color w:val="087E8B"/>
@@ -14477,7 +14562,7 @@
       <w:r>
         <w:t xml:space="preserve">  </w:t>
       </w:r>
-      <w:hyperlink r:id="rId50">
+      <w:hyperlink r:id="rId53">
         <w:r>
           <w:rPr>
             <w:color w:val="087E8B"/>
@@ -14543,7 +14628,7 @@
       <w:r>
         <w:t xml:space="preserve">  </w:t>
       </w:r>
-      <w:hyperlink r:id="rId51">
+      <w:hyperlink r:id="rId54">
         <w:r>
           <w:rPr>
             <w:color w:val="087E8B"/>
@@ -14609,7 +14694,7 @@
       <w:r>
         <w:t xml:space="preserve">  </w:t>
       </w:r>
-      <w:hyperlink r:id="rId52">
+      <w:hyperlink r:id="rId55">
         <w:r>
           <w:rPr>
             <w:color w:val="087E8B"/>
@@ -14675,7 +14760,7 @@
       <w:r>
         <w:t xml:space="preserve">  </w:t>
       </w:r>
-      <w:hyperlink r:id="rId53">
+      <w:hyperlink r:id="rId56">
         <w:r>
           <w:rPr>
             <w:color w:val="087E8B"/>

--- a/Task31/outputs/task31_welfare_review_20260804/Asia_Pacific_Welfare_Losses_Review_2026.docx
+++ b/Task31/outputs/task31_welfare_review_20260804/Asia_Pacific_Welfare_Losses_Review_2026.docx
@@ -3274,6 +3274,16 @@
       </w:r>
     </w:p>
     <w:p>
+      <w:r>
+        <w:rPr>
+          <w:rFonts w:ascii="Aptos" w:hAnsi="Aptos" w:eastAsia="Aptos"/>
+          <w:color w:val="263238"/>
+          <w:sz w:val="20"/>
+        </w:rPr>
+        <w:t>Central and West Asia is the subregion where the review's evidence is thinnest, and what exists points at a single dominant transmission channel: migrant labour income. In Uzbekistan, remittances supply 11% of household income in the poorest quintile against 8% in the richest, and removing that income from consumption raises the simulated poverty rate 7.2 percentage points, from 9.6% to 16.8%; even assuming every migrant returned and earned their home-province median wage, the rate would still rise 2.6 points (Seitz, 2019). The Kyrgyz Republic shows the same channel operating in reverse during the 2014-2015 regional slowdown, when remittances fell 3% in dollar terms and total transfers dropped from 31% to 29.1% of GDP (World Bank, 2015). Both are simulations or accounting exercises rather than causal estimates, and neither measures a realised post-shock welfare loss. The subregion needs primary household evidence before its losses can be compared with South or Southeast Asia on equal terms.</w:t>
+      </w:r>
+    </w:p>
+    <w:p>
       <w:pPr>
         <w:pStyle w:val="Heading2"/>
       </w:pPr>
@@ -5127,6 +5137,281 @@
                 <w:sz w:val="12"/>
               </w:rPr>
               <w:t>The tariff conflict was estimated to lower long-run global GDP by about 0.4% ($340 billion in 2018 dollars); China's 2019 GDP level by about 1.6% and US GDP by about 1%</w:t>
+            </w:r>
+          </w:p>
+        </w:tc>
+      </w:tr>
+      <w:tr>
+        <w:trPr>
+          <w:cantSplit/>
+        </w:trPr>
+        <w:tc>
+          <w:tcPr>
+            <w:tcW w:type="dxa" w:w="1325"/>
+            <w:vAlign w:val="top"/>
+            <w:tcMar>
+              <w:top w:w="60" w:type="dxa"/>
+              <w:start w:w="75" w:type="dxa"/>
+              <w:bottom w:w="60" w:type="dxa"/>
+              <w:end w:w="75" w:type="dxa"/>
+            </w:tcMar>
+          </w:tcPr>
+          <w:p>
+            <w:pPr>
+              <w:spacing w:after="30" w:line="240" w:lineRule="auto"/>
+              <w:jc w:val="left"/>
+            </w:pPr>
+            <w:r>
+              <w:rPr>
+                <w:rFonts w:ascii="Aptos" w:hAnsi="Aptos" w:eastAsia="Aptos"/>
+                <w:color w:val="263238"/>
+                <w:sz w:val="12"/>
+              </w:rPr>
+              <w:t>Seitz (2019)</w:t>
+            </w:r>
+          </w:p>
+        </w:tc>
+        <w:tc>
+          <w:tcPr>
+            <w:tcW w:type="dxa" w:w="1699"/>
+            <w:vAlign w:val="top"/>
+            <w:tcMar>
+              <w:top w:w="60" w:type="dxa"/>
+              <w:start w:w="75" w:type="dxa"/>
+              <w:bottom w:w="60" w:type="dxa"/>
+              <w:end w:w="75" w:type="dxa"/>
+            </w:tcMar>
+          </w:tcPr>
+          <w:p>
+            <w:pPr>
+              <w:spacing w:after="30" w:line="240" w:lineRule="auto"/>
+              <w:jc w:val="left"/>
+            </w:pPr>
+            <w:r>
+              <w:rPr>
+                <w:rFonts w:ascii="Aptos" w:hAnsi="Aptos" w:eastAsia="Aptos"/>
+                <w:color w:val="263238"/>
+                <w:sz w:val="12"/>
+              </w:rPr>
+              <w:t>Weak local labour markets and dependence on migration income</w:t>
+            </w:r>
+          </w:p>
+        </w:tc>
+        <w:tc>
+          <w:tcPr>
+            <w:tcW w:type="dxa" w:w="1699"/>
+            <w:vAlign w:val="top"/>
+            <w:tcMar>
+              <w:top w:w="60" w:type="dxa"/>
+              <w:start w:w="75" w:type="dxa"/>
+              <w:bottom w:w="60" w:type="dxa"/>
+              <w:end w:w="75" w:type="dxa"/>
+            </w:tcMar>
+          </w:tcPr>
+          <w:p>
+            <w:pPr>
+              <w:spacing w:after="30" w:line="240" w:lineRule="auto"/>
+              <w:jc w:val="left"/>
+            </w:pPr>
+            <w:r>
+              <w:rPr>
+                <w:rFonts w:ascii="Aptos" w:hAnsi="Aptos" w:eastAsia="Aptos"/>
+                <w:color w:val="263238"/>
+                <w:sz w:val="12"/>
+              </w:rPr>
+              <w:t>Uzbekistan</w:t>
+            </w:r>
+          </w:p>
+        </w:tc>
+        <w:tc>
+          <w:tcPr>
+            <w:tcW w:type="dxa" w:w="1757"/>
+            <w:vAlign w:val="top"/>
+            <w:tcMar>
+              <w:top w:w="60" w:type="dxa"/>
+              <w:start w:w="75" w:type="dxa"/>
+              <w:bottom w:w="60" w:type="dxa"/>
+              <w:end w:w="75" w:type="dxa"/>
+            </w:tcMar>
+          </w:tcPr>
+          <w:p>
+            <w:pPr>
+              <w:spacing w:after="30" w:line="240" w:lineRule="auto"/>
+              <w:jc w:val="left"/>
+            </w:pPr>
+            <w:r>
+              <w:rPr>
+                <w:rFonts w:ascii="Aptos" w:hAnsi="Aptos" w:eastAsia="Aptos"/>
+                <w:color w:val="263238"/>
+                <w:sz w:val="12"/>
+              </w:rPr>
+              <w:t>Poverty, household income composition, and subjective wellbeing</w:t>
+            </w:r>
+          </w:p>
+        </w:tc>
+        <w:tc>
+          <w:tcPr>
+            <w:tcW w:type="dxa" w:w="3168"/>
+            <w:vAlign w:val="top"/>
+            <w:tcMar>
+              <w:top w:w="60" w:type="dxa"/>
+              <w:start w:w="75" w:type="dxa"/>
+              <w:bottom w:w="60" w:type="dxa"/>
+              <w:end w:w="75" w:type="dxa"/>
+            </w:tcMar>
+          </w:tcPr>
+          <w:p>
+            <w:pPr>
+              <w:spacing w:after="30" w:line="240" w:lineRule="auto"/>
+              <w:jc w:val="left"/>
+            </w:pPr>
+            <w:r>
+              <w:rPr>
+                <w:rFonts w:ascii="Aptos" w:hAnsi="Aptos" w:eastAsia="Aptos"/>
+                <w:color w:val="263238"/>
+                <w:sz w:val="12"/>
+              </w:rPr>
+              <w:t>Remittances account for 11% of household income in the poorest quintile and about 8% in the richest; removing remittance income from consumption raises the poverty rate 7.2 percentage points, from 9.6% to 16.8%, and even if every migrant returned and earned their home-province median wage the rate would still rise 2.6 points</w:t>
+            </w:r>
+          </w:p>
+        </w:tc>
+      </w:tr>
+      <w:tr>
+        <w:trPr>
+          <w:cantSplit/>
+        </w:trPr>
+        <w:tc>
+          <w:tcPr>
+            <w:tcW w:type="dxa" w:w="1325"/>
+            <w:shd w:fill="EFF4F6"/>
+            <w:vAlign w:val="top"/>
+            <w:tcMar>
+              <w:top w:w="60" w:type="dxa"/>
+              <w:start w:w="75" w:type="dxa"/>
+              <w:bottom w:w="60" w:type="dxa"/>
+              <w:end w:w="75" w:type="dxa"/>
+            </w:tcMar>
+          </w:tcPr>
+          <w:p>
+            <w:pPr>
+              <w:spacing w:after="30" w:line="240" w:lineRule="auto"/>
+              <w:jc w:val="left"/>
+            </w:pPr>
+            <w:r>
+              <w:rPr>
+                <w:rFonts w:ascii="Aptos" w:hAnsi="Aptos" w:eastAsia="Aptos"/>
+                <w:color w:val="263238"/>
+                <w:sz w:val="12"/>
+              </w:rPr>
+              <w:t>World Bank (2015)</w:t>
+            </w:r>
+          </w:p>
+        </w:tc>
+        <w:tc>
+          <w:tcPr>
+            <w:tcW w:type="dxa" w:w="1699"/>
+            <w:shd w:fill="EFF4F6"/>
+            <w:vAlign w:val="top"/>
+            <w:tcMar>
+              <w:top w:w="60" w:type="dxa"/>
+              <w:start w:w="75" w:type="dxa"/>
+              <w:bottom w:w="60" w:type="dxa"/>
+              <w:end w:w="75" w:type="dxa"/>
+            </w:tcMar>
+          </w:tcPr>
+          <w:p>
+            <w:pPr>
+              <w:spacing w:after="30" w:line="240" w:lineRule="auto"/>
+              <w:jc w:val="left"/>
+            </w:pPr>
+            <w:r>
+              <w:rPr>
+                <w:rFonts w:ascii="Aptos" w:hAnsi="Aptos" w:eastAsia="Aptos"/>
+                <w:color w:val="263238"/>
+                <w:sz w:val="12"/>
+              </w:rPr>
+              <w:t>Regional slowdown transmitted through migrant labour demand and remittances</w:t>
+            </w:r>
+          </w:p>
+        </w:tc>
+        <w:tc>
+          <w:tcPr>
+            <w:tcW w:type="dxa" w:w="1699"/>
+            <w:shd w:fill="EFF4F6"/>
+            <w:vAlign w:val="top"/>
+            <w:tcMar>
+              <w:top w:w="60" w:type="dxa"/>
+              <w:start w:w="75" w:type="dxa"/>
+              <w:bottom w:w="60" w:type="dxa"/>
+              <w:end w:w="75" w:type="dxa"/>
+            </w:tcMar>
+          </w:tcPr>
+          <w:p>
+            <w:pPr>
+              <w:spacing w:after="30" w:line="240" w:lineRule="auto"/>
+              <w:jc w:val="left"/>
+            </w:pPr>
+            <w:r>
+              <w:rPr>
+                <w:rFonts w:ascii="Aptos" w:hAnsi="Aptos" w:eastAsia="Aptos"/>
+                <w:color w:val="263238"/>
+                <w:sz w:val="12"/>
+              </w:rPr>
+              <w:t>Kyrgyz Republic</w:t>
+            </w:r>
+          </w:p>
+        </w:tc>
+        <w:tc>
+          <w:tcPr>
+            <w:tcW w:type="dxa" w:w="1757"/>
+            <w:shd w:fill="EFF4F6"/>
+            <w:vAlign w:val="top"/>
+            <w:tcMar>
+              <w:top w:w="60" w:type="dxa"/>
+              <w:start w:w="75" w:type="dxa"/>
+              <w:bottom w:w="60" w:type="dxa"/>
+              <w:end w:w="75" w:type="dxa"/>
+            </w:tcMar>
+          </w:tcPr>
+          <w:p>
+            <w:pPr>
+              <w:spacing w:after="30" w:line="240" w:lineRule="auto"/>
+              <w:jc w:val="left"/>
+            </w:pPr>
+            <w:r>
+              <w:rPr>
+                <w:rFonts w:ascii="Aptos" w:hAnsi="Aptos" w:eastAsia="Aptos"/>
+                <w:color w:val="263238"/>
+                <w:sz w:val="12"/>
+              </w:rPr>
+              <w:t>Remittance income, transfers, growth, and poverty</w:t>
+            </w:r>
+          </w:p>
+        </w:tc>
+        <w:tc>
+          <w:tcPr>
+            <w:tcW w:type="dxa" w:w="3168"/>
+            <w:shd w:fill="EFF4F6"/>
+            <w:vAlign w:val="top"/>
+            <w:tcMar>
+              <w:top w:w="60" w:type="dxa"/>
+              <w:start w:w="75" w:type="dxa"/>
+              <w:bottom w:w="60" w:type="dxa"/>
+              <w:end w:w="75" w:type="dxa"/>
+            </w:tcMar>
+          </w:tcPr>
+          <w:p>
+            <w:pPr>
+              <w:spacing w:after="30" w:line="240" w:lineRule="auto"/>
+              <w:jc w:val="left"/>
+            </w:pPr>
+            <w:r>
+              <w:rPr>
+                <w:rFonts w:ascii="Aptos" w:hAnsi="Aptos" w:eastAsia="Aptos"/>
+                <w:color w:val="263238"/>
+                <w:sz w:val="12"/>
+              </w:rPr>
+              <w:t>Remittances fell 3% year-on-year in dollar terms in 2014 after growing 8% in 2013, and lower remittances more than offset higher public grants, cutting transfers from 31% of GDP in 2013 to 29.1%; growth was projected to fall to 1.7% in 2015 against national absolute poverty of 37.0% in 2013</w:t>
             </w:r>
           </w:p>
         </w:tc>
@@ -13090,6 +13375,29 @@
           <w:color w:val="263238"/>
           <w:sz w:val="16"/>
         </w:rPr>
+        <w:t xml:space="preserve">Seitz, W. (2019). International Migration and Household Well-Being: Evidence from Uzbekistan. Policy Research Working Paper. World Bank. </w:t>
+      </w:r>
+      <w:hyperlink r:id="rId35">
+        <w:r>
+          <w:rPr>
+            <w:color w:val="087E8B"/>
+            <w:u w:val="single"/>
+          </w:rPr>
+          <w:t>https://documents.worldbank.org/curated/en/902731561151905908</w:t>
+        </w:r>
+      </w:hyperlink>
+    </w:p>
+    <w:p>
+      <w:pPr>
+        <w:spacing w:after="84" w:line="252" w:lineRule="auto"/>
+        <w:ind w:left="403" w:hanging="403"/>
+      </w:pPr>
+      <w:r>
+        <w:rPr>
+          <w:rFonts w:ascii="Aptos" w:hAnsi="Aptos" w:eastAsia="Aptos"/>
+          <w:color w:val="263238"/>
+          <w:sz w:val="16"/>
+        </w:rPr>
         <w:t>Sen, A. (1999). Development as Freedom. Oxford: Oxford University Press.</w:t>
       </w:r>
     </w:p>
@@ -13120,7 +13428,7 @@
         </w:rPr>
         <w:t xml:space="preserve">Somanathan, E., Somanathan, R., Sudarshan, A., and Tewari, M. (2021). The impact of temperature on productivity and labor supply: Evidence from Indian manufacturing. Journal of Political Economy, 129(6), 1797-1827. </w:t>
       </w:r>
-      <w:hyperlink r:id="rId35">
+      <w:hyperlink r:id="rId36">
         <w:r>
           <w:rPr>
             <w:color w:val="087E8B"/>
@@ -13143,7 +13451,7 @@
         </w:rPr>
         <w:t xml:space="preserve">Tellman, B., Sullivan, J. A., Kuhn, C., Kettner, A. J., Doyle, C. S., Brakenridge, G. R., Erickson, T. A., and Slayback, D. A. (2021). Satellite imaging reveals increased proportion of population exposed to floods. Nature, 596, 80-86. </w:t>
       </w:r>
-      <w:hyperlink r:id="rId36">
+      <w:hyperlink r:id="rId37">
         <w:r>
           <w:rPr>
             <w:color w:val="087E8B"/>
@@ -13166,7 +13474,7 @@
         </w:rPr>
         <w:t xml:space="preserve">Tiwari, S., Jacoby, H. G., and Skoufias, E. (2016). Monsoon Babies: Rainfall Shocks and Child Nutrition in Nepal. Economic Development and Cultural Change. </w:t>
       </w:r>
-      <w:hyperlink r:id="rId37">
+      <w:hyperlink r:id="rId38">
         <w:r>
           <w:rPr>
             <w:color w:val="087E8B"/>
@@ -13245,13 +13553,36 @@
         </w:rPr>
         <w:t xml:space="preserve">Vicedo-Cabrera, A. M., Scovronick, N., Sera, F., Roye, D., Schneider, R., Tobias, A., Astrom, C., et al. (2021). The burden of heat-related mortality attributable to recent human-induced climate change. Nature Climate Change, 11, 492-500. </w:t>
       </w:r>
-      <w:hyperlink r:id="rId38">
+      <w:hyperlink r:id="rId39">
         <w:r>
           <w:rPr>
             <w:color w:val="087E8B"/>
             <w:u w:val="single"/>
           </w:rPr>
           <w:t>https://doi.org/10.1038/s41558-021-01058-x</w:t>
+        </w:r>
+      </w:hyperlink>
+    </w:p>
+    <w:p>
+      <w:pPr>
+        <w:spacing w:after="84" w:line="252" w:lineRule="auto"/>
+        <w:ind w:left="403" w:hanging="403"/>
+      </w:pPr>
+      <w:r>
+        <w:rPr>
+          <w:rFonts w:ascii="Aptos" w:hAnsi="Aptos" w:eastAsia="Aptos"/>
+          <w:color w:val="263238"/>
+          <w:sz w:val="16"/>
+        </w:rPr>
+        <w:t xml:space="preserve">World Bank (2015). Kyrgyz Republic Economic Update: Adjusting to a Challenging Regional Economic Environment. </w:t>
+      </w:r>
+      <w:hyperlink r:id="rId40">
+        <w:r>
+          <w:rPr>
+            <w:color w:val="087E8B"/>
+            <w:u w:val="single"/>
+          </w:rPr>
+          <w:t>https://documents.worldbank.org/curated/en/741101611290294918</w:t>
         </w:r>
       </w:hyperlink>
     </w:p>
@@ -13422,7 +13753,7 @@
         </w:rPr>
         <w:t xml:space="preserve">Yarrow, N., Masood, E., and Afkar, R. (2020). Estimates of COVID-19 Impacts on Learning and Earning in Indonesia: How to Turn the Tide. Washington, DC: World Bank.Banerjee, R., and Maharaj, R. (2019). Heat, infant mortality, and adaptation: Evidence from India. Journal of Development Economics. </w:t>
       </w:r>
-      <w:hyperlink r:id="rId39">
+      <w:hyperlink r:id="rId41">
         <w:r>
           <w:rPr>
             <w:color w:val="087E8B"/>
@@ -13506,7 +13837,7 @@
       <w:r>
         <w:t xml:space="preserve">  </w:t>
       </w:r>
-      <w:hyperlink r:id="rId40">
+      <w:hyperlink r:id="rId42">
         <w:r>
           <w:rPr>
             <w:color w:val="087E8B"/>
@@ -13572,7 +13903,7 @@
       <w:r>
         <w:t xml:space="preserve">  </w:t>
       </w:r>
-      <w:hyperlink r:id="rId41">
+      <w:hyperlink r:id="rId43">
         <w:r>
           <w:rPr>
             <w:color w:val="087E8B"/>
@@ -13638,7 +13969,7 @@
       <w:r>
         <w:t xml:space="preserve">  </w:t>
       </w:r>
-      <w:hyperlink r:id="rId42">
+      <w:hyperlink r:id="rId44">
         <w:r>
           <w:rPr>
             <w:color w:val="087E8B"/>
@@ -13704,7 +14035,7 @@
       <w:r>
         <w:t xml:space="preserve">  </w:t>
       </w:r>
-      <w:hyperlink r:id="rId43">
+      <w:hyperlink r:id="rId45">
         <w:r>
           <w:rPr>
             <w:color w:val="087E8B"/>
@@ -13770,7 +14101,7 @@
       <w:r>
         <w:t xml:space="preserve">  </w:t>
       </w:r>
-      <w:hyperlink r:id="rId44">
+      <w:hyperlink r:id="rId46">
         <w:r>
           <w:rPr>
             <w:color w:val="087E8B"/>
@@ -13836,7 +14167,7 @@
       <w:r>
         <w:t xml:space="preserve">  </w:t>
       </w:r>
-      <w:hyperlink r:id="rId45">
+      <w:hyperlink r:id="rId47">
         <w:r>
           <w:rPr>
             <w:color w:val="087E8B"/>
@@ -13902,7 +14233,7 @@
       <w:r>
         <w:t xml:space="preserve">  </w:t>
       </w:r>
-      <w:hyperlink r:id="rId46">
+      <w:hyperlink r:id="rId48">
         <w:r>
           <w:rPr>
             <w:color w:val="087E8B"/>
@@ -14166,7 +14497,7 @@
       <w:r>
         <w:t xml:space="preserve">  </w:t>
       </w:r>
-      <w:hyperlink r:id="rId47">
+      <w:hyperlink r:id="rId49">
         <w:r>
           <w:rPr>
             <w:color w:val="087E8B"/>
@@ -14232,7 +14563,7 @@
       <w:r>
         <w:t xml:space="preserve">  </w:t>
       </w:r>
-      <w:hyperlink r:id="rId48">
+      <w:hyperlink r:id="rId50">
         <w:r>
           <w:rPr>
             <w:color w:val="087E8B"/>
@@ -14298,7 +14629,7 @@
       <w:r>
         <w:t xml:space="preserve">  </w:t>
       </w:r>
-      <w:hyperlink r:id="rId49">
+      <w:hyperlink r:id="rId51">
         <w:r>
           <w:rPr>
             <w:color w:val="087E8B"/>
@@ -14364,7 +14695,7 @@
       <w:r>
         <w:t xml:space="preserve">  </w:t>
       </w:r>
-      <w:hyperlink r:id="rId50">
+      <w:hyperlink r:id="rId52">
         <w:r>
           <w:rPr>
             <w:color w:val="087E8B"/>
@@ -14430,7 +14761,7 @@
       <w:r>
         <w:t xml:space="preserve">  </w:t>
       </w:r>
-      <w:hyperlink r:id="rId51">
+      <w:hyperlink r:id="rId53">
         <w:r>
           <w:rPr>
             <w:color w:val="087E8B"/>
@@ -14496,7 +14827,7 @@
       <w:r>
         <w:t xml:space="preserve">  </w:t>
       </w:r>
-      <w:hyperlink r:id="rId52">
+      <w:hyperlink r:id="rId54">
         <w:r>
           <w:rPr>
             <w:color w:val="087E8B"/>
@@ -14562,7 +14893,7 @@
       <w:r>
         <w:t xml:space="preserve">  </w:t>
       </w:r>
-      <w:hyperlink r:id="rId53">
+      <w:hyperlink r:id="rId55">
         <w:r>
           <w:rPr>
             <w:color w:val="087E8B"/>
@@ -14628,7 +14959,7 @@
       <w:r>
         <w:t xml:space="preserve">  </w:t>
       </w:r>
-      <w:hyperlink r:id="rId54">
+      <w:hyperlink r:id="rId56">
         <w:r>
           <w:rPr>
             <w:color w:val="087E8B"/>
@@ -14694,7 +15025,7 @@
       <w:r>
         <w:t xml:space="preserve">  </w:t>
       </w:r>
-      <w:hyperlink r:id="rId55">
+      <w:hyperlink r:id="rId57">
         <w:r>
           <w:rPr>
             <w:color w:val="087E8B"/>
@@ -14760,7 +15091,7 @@
       <w:r>
         <w:t xml:space="preserve">  </w:t>
       </w:r>
-      <w:hyperlink r:id="rId56">
+      <w:hyperlink r:id="rId58">
         <w:r>
           <w:rPr>
             <w:color w:val="087E8B"/>
